--- a/docs/Informe_Tienda_Perritos_EFT.docx
+++ b/docs/Informe_Tienda_Perritos_EFT.docx
@@ -1753,7 +1753,7 @@
                 <w:sz w:val="20"/>
                 <w:szCs w:val="20"/>
               </w:rPr>
-              <w:t xml:space="preserve">Managed Node Group (modo "nodes"): instancias t3.large, capacidad SPOT, escalado 1-2 nodos</w:t>
+              <w:t xml:space="preserve">Managed Node Group (modo "nodes"): instancias t3.large, capacidad SPOT, escalado 1-2 nodos, sobre un Launch Template propio</w:t>
             </w:r>
           </w:p>
         </w:tc>
@@ -1938,7 +1938,7 @@
         <w:pStyle w:val="Heading2"/>
       </w:pPr>
       <w:r>
-        <w:t xml:space="preserve">6.1 Seguridad de red</w:t>
+        <w:t xml:space="preserve">6.1 Seguridad de red - Security Groups explicitos</w:t>
       </w:r>
     </w:p>
     <w:p>
@@ -1946,7 +1946,394 @@
         <w:spacing w:after="160"/>
       </w:pPr>
       <w:r>
-        <w:t xml:space="preserve">El cluster EKS y el Managed Node Group utilizan los grupos de seguridad gestionados automaticamente por AWS para EKS (cluster security group), que solo permite el trafico necesario entre el plano de control y los nodos. No se definieron Security Groups adicionales de forma manual: el Service frontend de tipo LoadBalancer crea su propio balanceador con un Security Group que expone unicamente el puerto 80 hacia internet; el backend y la base de datos son Services ClusterIP, por lo que no son alcanzables fuera de la red interna del cluster bajo ninguna circunstancia.</w:t>
+        <w:t xml:space="preserve">Ademas de los Security Groups que EKS y el modulo de VPC gestionan automaticamente, tf-aws-eks-main/security_groups.tf define 3 grupos propios con reglas restrictivas explicitas, documentadas en el propio codigo:</w:t>
+      </w:r>
+    </w:p>
+    <w:tbl>
+      <w:tblPr>
+        <w:tblW w:type="dxa" w:w="9360"/>
+        <w:tblBorders>
+          <w:top w:val="single" w:color="auto" w:sz="4"/>
+          <w:left w:val="single" w:color="auto" w:sz="4"/>
+          <w:bottom w:val="single" w:color="auto" w:sz="4"/>
+          <w:right w:val="single" w:color="auto" w:sz="4"/>
+          <w:insideH w:val="single" w:color="auto" w:sz="4"/>
+          <w:insideV w:val="single" w:color="auto" w:sz="4"/>
+        </w:tblBorders>
+      </w:tblPr>
+      <w:tblGrid>
+        <w:gridCol w:w="1800"/>
+        <w:gridCol w:w="3200"/>
+        <w:gridCol w:w="4360"/>
+      </w:tblGrid>
+      <w:tr>
+        <w:trPr>
+          <w:tblHeader/>
+        </w:trPr>
+        <w:tc>
+          <w:tcPr>
+            <w:tcW w:type="dxa" w:w="1800"/>
+            <w:tcBorders>
+              <w:top w:val="single" w:color="CCCCCC" w:sz="1"/>
+              <w:left w:val="single" w:color="CCCCCC" w:sz="1"/>
+              <w:bottom w:val="single" w:color="CCCCCC" w:sz="1"/>
+              <w:right w:val="single" w:color="CCCCCC" w:sz="1"/>
+            </w:tcBorders>
+            <w:shd w:fill="1F3864" w:val="clear"/>
+            <w:tcMar>
+              <w:top w:type="dxa" w:w="80"/>
+              <w:left w:type="dxa" w:w="120"/>
+              <w:bottom w:type="dxa" w:w="80"/>
+              <w:right w:type="dxa" w:w="120"/>
+            </w:tcMar>
+          </w:tcPr>
+          <w:p>
+            <w:r>
+              <w:rPr>
+                <w:b/>
+                <w:bCs/>
+                <w:color w:val="FFFFFF"/>
+                <w:sz w:val="20"/>
+                <w:szCs w:val="20"/>
+              </w:rPr>
+              <w:t xml:space="preserve">Security Group</w:t>
+            </w:r>
+          </w:p>
+        </w:tc>
+        <w:tc>
+          <w:tcPr>
+            <w:tcW w:type="dxa" w:w="3200"/>
+            <w:tcBorders>
+              <w:top w:val="single" w:color="CCCCCC" w:sz="1"/>
+              <w:left w:val="single" w:color="CCCCCC" w:sz="1"/>
+              <w:bottom w:val="single" w:color="CCCCCC" w:sz="1"/>
+              <w:right w:val="single" w:color="CCCCCC" w:sz="1"/>
+            </w:tcBorders>
+            <w:shd w:fill="1F3864" w:val="clear"/>
+            <w:tcMar>
+              <w:top w:type="dxa" w:w="80"/>
+              <w:left w:type="dxa" w:w="120"/>
+              <w:bottom w:type="dxa" w:w="80"/>
+              <w:right w:type="dxa" w:w="120"/>
+            </w:tcMar>
+          </w:tcPr>
+          <w:p>
+            <w:r>
+              <w:rPr>
+                <w:b/>
+                <w:bCs/>
+                <w:color w:val="FFFFFF"/>
+                <w:sz w:val="20"/>
+                <w:szCs w:val="20"/>
+              </w:rPr>
+              <w:t xml:space="preserve">Se adjunta a</w:t>
+            </w:r>
+          </w:p>
+        </w:tc>
+        <w:tc>
+          <w:tcPr>
+            <w:tcW w:type="dxa" w:w="4360"/>
+            <w:tcBorders>
+              <w:top w:val="single" w:color="CCCCCC" w:sz="1"/>
+              <w:left w:val="single" w:color="CCCCCC" w:sz="1"/>
+              <w:bottom w:val="single" w:color="CCCCCC" w:sz="1"/>
+              <w:right w:val="single" w:color="CCCCCC" w:sz="1"/>
+            </w:tcBorders>
+            <w:shd w:fill="1F3864" w:val="clear"/>
+            <w:tcMar>
+              <w:top w:type="dxa" w:w="80"/>
+              <w:left w:type="dxa" w:w="120"/>
+              <w:bottom w:type="dxa" w:w="80"/>
+              <w:right w:type="dxa" w:w="120"/>
+            </w:tcMar>
+          </w:tcPr>
+          <w:p>
+            <w:r>
+              <w:rPr>
+                <w:b/>
+                <w:bCs/>
+                <w:color w:val="FFFFFF"/>
+                <w:sz w:val="20"/>
+                <w:szCs w:val="20"/>
+              </w:rPr>
+              <w:t xml:space="preserve">Reglas</w:t>
+            </w:r>
+          </w:p>
+        </w:tc>
+      </w:tr>
+      <w:tr>
+        <w:tc>
+          <w:tcPr>
+            <w:tcW w:type="dxa" w:w="1800"/>
+            <w:tcBorders>
+              <w:top w:val="single" w:color="CCCCCC" w:sz="1"/>
+              <w:left w:val="single" w:color="CCCCCC" w:sz="1"/>
+              <w:bottom w:val="single" w:color="CCCCCC" w:sz="1"/>
+              <w:right w:val="single" w:color="CCCCCC" w:sz="1"/>
+            </w:tcBorders>
+            <w:tcMar>
+              <w:top w:type="dxa" w:w="80"/>
+              <w:left w:type="dxa" w:w="120"/>
+              <w:bottom w:type="dxa" w:w="80"/>
+              <w:right w:type="dxa" w:w="120"/>
+            </w:tcMar>
+          </w:tcPr>
+          <w:p>
+            <w:r>
+              <w:rPr>
+                <w:b w:val="false"/>
+                <w:bCs w:val="false"/>
+                <w:sz w:val="20"/>
+                <w:szCs w:val="20"/>
+              </w:rPr>
+              <w:t xml:space="preserve">cluster_additional</w:t>
+            </w:r>
+          </w:p>
+        </w:tc>
+        <w:tc>
+          <w:tcPr>
+            <w:tcW w:type="dxa" w:w="3200"/>
+            <w:tcBorders>
+              <w:top w:val="single" w:color="CCCCCC" w:sz="1"/>
+              <w:left w:val="single" w:color="CCCCCC" w:sz="1"/>
+              <w:bottom w:val="single" w:color="CCCCCC" w:sz="1"/>
+              <w:right w:val="single" w:color="CCCCCC" w:sz="1"/>
+            </w:tcBorders>
+            <w:tcMar>
+              <w:top w:type="dxa" w:w="80"/>
+              <w:left w:type="dxa" w:w="120"/>
+              <w:bottom w:type="dxa" w:w="80"/>
+              <w:right w:type="dxa" w:w="120"/>
+            </w:tcMar>
+          </w:tcPr>
+          <w:p>
+            <w:r>
+              <w:rPr>
+                <w:b w:val="false"/>
+                <w:bCs w:val="false"/>
+                <w:sz w:val="20"/>
+                <w:szCs w:val="20"/>
+              </w:rPr>
+              <w:t xml:space="preserve">Plano de control EKS (vpc_config.security_group_ids)</w:t>
+            </w:r>
+          </w:p>
+        </w:tc>
+        <w:tc>
+          <w:tcPr>
+            <w:tcW w:type="dxa" w:w="4360"/>
+            <w:tcBorders>
+              <w:top w:val="single" w:color="CCCCCC" w:sz="1"/>
+              <w:left w:val="single" w:color="CCCCCC" w:sz="1"/>
+              <w:bottom w:val="single" w:color="CCCCCC" w:sz="1"/>
+              <w:right w:val="single" w:color="CCCCCC" w:sz="1"/>
+            </w:tcBorders>
+            <w:tcMar>
+              <w:top w:type="dxa" w:w="80"/>
+              <w:left w:type="dxa" w:w="120"/>
+              <w:bottom w:type="dxa" w:w="80"/>
+              <w:right w:type="dxa" w:w="120"/>
+            </w:tcMar>
+          </w:tcPr>
+          <w:p>
+            <w:r>
+              <w:rPr>
+                <w:b w:val="false"/>
+                <w:bCs w:val="false"/>
+                <w:sz w:val="20"/>
+                <w:szCs w:val="20"/>
+              </w:rPr>
+              <w:t xml:space="preserve">Ingress 443/tcp solo desde la VPC; egress solo hacia la VPC (el control plane no necesita salir a internet directamente)</w:t>
+            </w:r>
+          </w:p>
+        </w:tc>
+      </w:tr>
+      <w:tr>
+        <w:tc>
+          <w:tcPr>
+            <w:tcW w:type="dxa" w:w="1800"/>
+            <w:tcBorders>
+              <w:top w:val="single" w:color="CCCCCC" w:sz="1"/>
+              <w:left w:val="single" w:color="CCCCCC" w:sz="1"/>
+              <w:bottom w:val="single" w:color="CCCCCC" w:sz="1"/>
+              <w:right w:val="single" w:color="CCCCCC" w:sz="1"/>
+            </w:tcBorders>
+            <w:tcMar>
+              <w:top w:type="dxa" w:w="80"/>
+              <w:left w:type="dxa" w:w="120"/>
+              <w:bottom w:type="dxa" w:w="80"/>
+              <w:right w:type="dxa" w:w="120"/>
+            </w:tcMar>
+          </w:tcPr>
+          <w:p>
+            <w:r>
+              <w:rPr>
+                <w:b w:val="false"/>
+                <w:bCs w:val="false"/>
+                <w:sz w:val="20"/>
+                <w:szCs w:val="20"/>
+              </w:rPr>
+              <w:t xml:space="preserve">node_group</w:t>
+            </w:r>
+          </w:p>
+        </w:tc>
+        <w:tc>
+          <w:tcPr>
+            <w:tcW w:type="dxa" w:w="3200"/>
+            <w:tcBorders>
+              <w:top w:val="single" w:color="CCCCCC" w:sz="1"/>
+              <w:left w:val="single" w:color="CCCCCC" w:sz="1"/>
+              <w:bottom w:val="single" w:color="CCCCCC" w:sz="1"/>
+              <w:right w:val="single" w:color="CCCCCC" w:sz="1"/>
+            </w:tcBorders>
+            <w:tcMar>
+              <w:top w:type="dxa" w:w="80"/>
+              <w:left w:type="dxa" w:w="120"/>
+              <w:bottom w:type="dxa" w:w="80"/>
+              <w:right w:type="dxa" w:w="120"/>
+            </w:tcMar>
+          </w:tcPr>
+          <w:p>
+            <w:r>
+              <w:rPr>
+                <w:b w:val="false"/>
+                <w:bCs w:val="false"/>
+                <w:sz w:val="20"/>
+                <w:szCs w:val="20"/>
+              </w:rPr>
+              <w:t xml:space="preserve">Instancias EC2 del node group (via Launch Template)</w:t>
+            </w:r>
+          </w:p>
+        </w:tc>
+        <w:tc>
+          <w:tcPr>
+            <w:tcW w:type="dxa" w:w="4360"/>
+            <w:tcBorders>
+              <w:top w:val="single" w:color="CCCCCC" w:sz="1"/>
+              <w:left w:val="single" w:color="CCCCCC" w:sz="1"/>
+              <w:bottom w:val="single" w:color="CCCCCC" w:sz="1"/>
+              <w:right w:val="single" w:color="CCCCCC" w:sz="1"/>
+            </w:tcBorders>
+            <w:tcMar>
+              <w:top w:type="dxa" w:w="80"/>
+              <w:left w:type="dxa" w:w="120"/>
+              <w:bottom w:type="dxa" w:w="80"/>
+              <w:right w:type="dxa" w:w="120"/>
+            </w:tcMar>
+          </w:tcPr>
+          <w:p>
+            <w:r>
+              <w:rPr>
+                <w:b w:val="false"/>
+                <w:bCs w:val="false"/>
+                <w:sz w:val="20"/>
+                <w:szCs w:val="20"/>
+              </w:rPr>
+              <w:t xml:space="preserve">Ingress: trafico entre nodos (self, requerido por el CNI), 1025-65535/tcp desde cluster_additional (kubelet/webhooks), y el NodePort fijo (30080) solo desde frontend_lb. Egress abierto (ECR, S3, APIs de AWS con IPs dinamicas)</w:t>
+            </w:r>
+          </w:p>
+        </w:tc>
+      </w:tr>
+      <w:tr>
+        <w:tc>
+          <w:tcPr>
+            <w:tcW w:type="dxa" w:w="1800"/>
+            <w:tcBorders>
+              <w:top w:val="single" w:color="CCCCCC" w:sz="1"/>
+              <w:left w:val="single" w:color="CCCCCC" w:sz="1"/>
+              <w:bottom w:val="single" w:color="CCCCCC" w:sz="1"/>
+              <w:right w:val="single" w:color="CCCCCC" w:sz="1"/>
+            </w:tcBorders>
+            <w:tcMar>
+              <w:top w:type="dxa" w:w="80"/>
+              <w:left w:type="dxa" w:w="120"/>
+              <w:bottom w:type="dxa" w:w="80"/>
+              <w:right w:type="dxa" w:w="120"/>
+            </w:tcMar>
+          </w:tcPr>
+          <w:p>
+            <w:r>
+              <w:rPr>
+                <w:b w:val="false"/>
+                <w:bCs w:val="false"/>
+                <w:sz w:val="20"/>
+                <w:szCs w:val="20"/>
+              </w:rPr>
+              <w:t xml:space="preserve">frontend_lb</w:t>
+            </w:r>
+          </w:p>
+        </w:tc>
+        <w:tc>
+          <w:tcPr>
+            <w:tcW w:type="dxa" w:w="3200"/>
+            <w:tcBorders>
+              <w:top w:val="single" w:color="CCCCCC" w:sz="1"/>
+              <w:left w:val="single" w:color="CCCCCC" w:sz="1"/>
+              <w:bottom w:val="single" w:color="CCCCCC" w:sz="1"/>
+              <w:right w:val="single" w:color="CCCCCC" w:sz="1"/>
+            </w:tcBorders>
+            <w:tcMar>
+              <w:top w:type="dxa" w:w="80"/>
+              <w:left w:type="dxa" w:w="120"/>
+              <w:bottom w:type="dxa" w:w="80"/>
+              <w:right w:type="dxa" w:w="120"/>
+            </w:tcMar>
+          </w:tcPr>
+          <w:p>
+            <w:r>
+              <w:rPr>
+                <w:b w:val="false"/>
+                <w:bCs w:val="false"/>
+                <w:sz w:val="20"/>
+                <w:szCs w:val="20"/>
+              </w:rPr>
+              <w:t xml:space="preserve">Load Balancer publico del Service frontend (anotacion aws-load-balancer-security-groups)</w:t>
+            </w:r>
+          </w:p>
+        </w:tc>
+        <w:tc>
+          <w:tcPr>
+            <w:tcW w:type="dxa" w:w="4360"/>
+            <w:tcBorders>
+              <w:top w:val="single" w:color="CCCCCC" w:sz="1"/>
+              <w:left w:val="single" w:color="CCCCCC" w:sz="1"/>
+              <w:bottom w:val="single" w:color="CCCCCC" w:sz="1"/>
+              <w:right w:val="single" w:color="CCCCCC" w:sz="1"/>
+            </w:tcBorders>
+            <w:tcMar>
+              <w:top w:type="dxa" w:w="80"/>
+              <w:left w:type="dxa" w:w="120"/>
+              <w:bottom w:type="dxa" w:w="80"/>
+              <w:right w:type="dxa" w:w="120"/>
+            </w:tcMar>
+          </w:tcPr>
+          <w:p>
+            <w:r>
+              <w:rPr>
+                <w:b w:val="false"/>
+                <w:bCs w:val="false"/>
+                <w:sz w:val="20"/>
+                <w:szCs w:val="20"/>
+              </w:rPr>
+              <w:t xml:space="preserve">Ingress 80/tcp desde 0.0.0.0/0 (trafico web publico); egress solo hacia node_group en el NodePort fijo (30080), a ningun otro destino</w:t>
+            </w:r>
+          </w:p>
+        </w:tc>
+      </w:tr>
+    </w:tbl>
+    <w:p>
+      <w:pPr>
+        <w:spacing w:after="160"/>
+      </w:pPr>
+      <w:r>
+        <w:t xml:space="preserve">El backend y la base de datos son Services ClusterIP: no tienen Security Group propio porque no son alcanzables desde fuera del cluster bajo ninguna circunstancia; toda peticion externa pasa unicamente por el frontend en el puerto 80.</w:t>
+      </w:r>
+    </w:p>
+    <w:p>
+      <w:pPr>
+        <w:spacing w:after="160"/>
+      </w:pPr>
+      <w:r>
+        <w:t xml:space="preserve">Limite documentado: el NodePort fijo y el SG frontend_lb asumen el modo "nodes" (activo en este proyecto). En modo "fargate" un Service LoadBalancer no usa NodePort (requeriria AWS Load Balancer Controller con targets tipo IP), por lo que esa regla de egress esta condicionada a node_or_fargate == "nodes".</w:t>
       </w:r>
     </w:p>
     <w:p>
@@ -1954,7 +2341,54 @@
         <w:pStyle w:val="Heading2"/>
       </w:pPr>
       <w:r>
-        <w:t xml:space="preserve">6.2 Orden de despliegue</w:t>
+        <w:t xml:space="preserve">6.2 Endurecimiento de las instancias (Launch Template)</w:t>
+      </w:r>
+    </w:p>
+    <w:p>
+      <w:pPr>
+        <w:pStyle w:val="ListParagraph"/>
+        <w:numPr>
+          <w:ilvl w:val="0"/>
+          <w:numId w:val="2"/>
+        </w:numPr>
+        <w:spacing w:after="80"/>
+      </w:pPr>
+      <w:r>
+        <w:t xml:space="preserve">IMDSv2 obligatorio (http_tokens = "required", hop-limit 2): mitiga el robo de credenciales del rol de instancia via ataques SSRF, un vector real y documentado contra cargas de trabajo en EC2/EKS.</w:t>
+      </w:r>
+    </w:p>
+    <w:p>
+      <w:pPr>
+        <w:pStyle w:val="ListParagraph"/>
+        <w:numPr>
+          <w:ilvl w:val="0"/>
+          <w:numId w:val="2"/>
+        </w:numPr>
+        <w:spacing w:after="80"/>
+      </w:pPr>
+      <w:r>
+        <w:t xml:space="preserve">Volumen EBS cifrado (gp3, 20 GiB, encrypted = true).</w:t>
+      </w:r>
+    </w:p>
+    <w:p>
+      <w:pPr>
+        <w:pStyle w:val="ListParagraph"/>
+        <w:numPr>
+          <w:ilvl w:val="0"/>
+          <w:numId w:val="2"/>
+        </w:numPr>
+        <w:spacing w:after="80"/>
+      </w:pPr>
+      <w:r>
+        <w:t xml:space="preserve">Ni la AMI ni el user-data se fijan manualmente: EKS los completa automaticamente con la misma imagen/bootstrap que usaria sin Launch Template, evitando divergencias con las actualizaciones de Amazon Linux que gestiona AWS.</w:t>
+      </w:r>
+    </w:p>
+    <w:p>
+      <w:pPr>
+        <w:pStyle w:val="Heading2"/>
+      </w:pPr>
+      <w:r>
+        <w:t xml:space="preserve">6.3 Orden de despliegue</w:t>
       </w:r>
     </w:p>
     <w:p>
@@ -2048,7 +2482,7 @@
         <w:spacing w:after="80"/>
       </w:pPr>
       <w:r>
-        <w:t xml:space="preserve">Principio de minimo privilegio: el pipeline usa los roles IAM del Learner Lab (LabEksClusterRole, LabEksNodeRole), que son los unicos roles disponibles en ese entorno; el propio Terraform los referencia por nombre en vez de crear roles con privilegios mas amplios.</w:t>
+        <w:t xml:space="preserve">Principio de minimo privilegio: el pipeline usa los roles IAM del Learner Lab (LabEksClusterRole, LabEksNodeRole), que son los unicos roles disponibles en ese entorno; el propio Terraform los referencia por nombre (data "aws_iam_role") en vez de crear roles nuevos con privilegios mas amplios. La unica modificacion posible sobre esos roles es adjuntarles una policy administrada adicional (ver seccion 8.2), y esta detras de una variable deshabilitada por defecto para no arriesgar el pipeline si el Lab lo bloquea.</w:t>
       </w:r>
     </w:p>
     <w:p>
@@ -2056,7 +2490,7 @@
         <w:spacing w:after="160"/>
       </w:pPr>
       <w:r>
-        <w:t xml:space="preserve">Nota: por tratarse de un entorno academico (AWS Academy Learner Lab), no hay acceso a AWS Secrets Manager ni a IAM Roles for Service Accounts (IRSA/OIDC) para crear roles granulares por servicio; esta limitacion esta documentada explicitamente en tf-aws-eks-main/main.tf (seccion EBS CSI Driver, deshabilitada por la misma razon).</w:t>
+        <w:t xml:space="preserve">Nota: por tratarse de un entorno academico (AWS Academy Learner Lab), no hay acceso a AWS Secrets Manager ni a IAM Roles for Service Accounts (IRSA/OIDC) para crear roles granulares por servicio; esta limitacion esta documentada explicitamente en tf-aws-eks-main/main.tf (seccion EBS CSI Driver, deshabilitada por la misma razon) y reflejada tambien en como se resolvio la observabilidad de metricas (seccion 8.2).</w:t>
       </w:r>
     </w:p>
     <w:p>
@@ -2125,33 +2559,72 @@
         <w:spacing w:after="80"/>
       </w:pPr>
       <w:r>
-        <w:t xml:space="preserve">Logs del control plane de EKS: habilitados explicitamente (api, audit, authenticator, controllerManager, scheduler) hacia un CloudWatch Log Group dedicado (/aws/eks/&lt;cluster&gt;/cluster, retencion de 7 dias).</w:t>
-      </w:r>
-    </w:p>
-    <w:p>
-      <w:pPr>
-        <w:pStyle w:val="ListParagraph"/>
-        <w:numPr>
-          <w:ilvl w:val="0"/>
-          <w:numId w:val="2"/>
-        </w:numPr>
-        <w:spacing w:after="80"/>
-      </w:pPr>
-      <w:r>
-        <w:t xml:space="preserve">Metricas de recursos: el addon metrics-server permite kubectl top pods/nodes y alimenta al HorizontalPodAutoscaler (HPA) con el uso de CPU en tiempo real.</w:t>
-      </w:r>
-    </w:p>
-    <w:p>
-      <w:pPr>
-        <w:pStyle w:val="ListParagraph"/>
-        <w:numPr>
-          <w:ilvl w:val="0"/>
-          <w:numId w:val="2"/>
-        </w:numPr>
-        <w:spacing w:after="80"/>
-      </w:pPr>
-      <w:r>
-        <w:t xml:space="preserve">Autoescalado observable: k8s/hpa.yaml define HPA para frontend y backend (1 a 3 replicas, objetivo 50% de utilizacion de CPU), cuyo comportamiento puede verificarse con kubectl get hpa -n tienda durante una prueba de carga.</w:t>
+        <w:t xml:space="preserve">Logs del control plane de EKS: habilitados explicitamente (api, audit, authenticator, controllerManager, scheduler) hacia un CloudWatch Log Group dedicado (/aws/eks/&lt;cluster&gt;/cluster, retencion de 7 dias). Esto SI llega a CloudWatch de forma nativa, sin configuracion adicional.</w:t>
+      </w:r>
+    </w:p>
+    <w:p>
+      <w:pPr>
+        <w:pStyle w:val="ListParagraph"/>
+        <w:numPr>
+          <w:ilvl w:val="0"/>
+          <w:numId w:val="2"/>
+        </w:numPr>
+        <w:spacing w:after="80"/>
+      </w:pPr>
+      <w:r>
+        <w:t xml:space="preserve">Metricas dentro del cluster: el addon metrics-server permite kubectl top pods/nodes y alimenta al HorizontalPodAutoscaler (HPA) con el uso de CPU en tiempo real. Importante: estos datos quedan dentro del cluster (los consume el HPA), no se envian a CloudWatch por si solos.</w:t>
+      </w:r>
+    </w:p>
+    <w:p>
+      <w:pPr>
+        <w:pStyle w:val="ListParagraph"/>
+        <w:numPr>
+          <w:ilvl w:val="0"/>
+          <w:numId w:val="2"/>
+        </w:numPr>
+        <w:spacing w:after="80"/>
+      </w:pPr>
+      <w:r>
+        <w:t xml:space="preserve">Metricas de recursos EN CloudWatch (Container Insights): se implemento k8s/cloudwatch-agent.yaml, un DaemonSet que corre el agente oficial de CloudWatch en cada nodo y publica CPU/memoria/red por pod, nodo y cluster. Como el Lab no permite IRSA/OIDC, el agente usa directamente el rol de instancia del node group (LabEksNodeRole) via el Instance Metadata Service -el mecanismo clasico de CloudWatch Agent anterior a IRSA- en vez de un rol dedicado por service account.</w:t>
+      </w:r>
+    </w:p>
+    <w:p>
+      <w:pPr>
+        <w:pStyle w:val="ListParagraph"/>
+        <w:numPr>
+          <w:ilvl w:val="0"/>
+          <w:numId w:val="2"/>
+        </w:numPr>
+        <w:spacing w:after="80"/>
+      </w:pPr>
+      <w:r>
+        <w:t xml:space="preserve">Ese mecanismo requiere que LabEksNodeRole tenga adjunta la policy administrada CloudWatchAgentServerPolicy. Esto se controla con la variable de Terraform enable_node_cloudwatch_metrics (default false), porque varios Learner Labs bloquean iam:AttachRolePolicy incluso sobre roles pre-existentes. Con el valor por defecto, Terraform nunca intenta modificar IAM y el pipeline no puede fallar por este motivo; si el rol del Lab lo permite, se activa sin tocar el resto del codigo.</w:t>
+      </w:r>
+    </w:p>
+    <w:p>
+      <w:pPr>
+        <w:pStyle w:val="ListParagraph"/>
+        <w:numPr>
+          <w:ilvl w:val="0"/>
+          <w:numId w:val="2"/>
+        </w:numPr>
+        <w:spacing w:after="80"/>
+      </w:pPr>
+      <w:r>
+        <w:t xml:space="preserve">Diseno resiliente: si la policy no esta adjunta, los pods de cloudwatch-agent (namespace amazon-cloudwatch) quedan en CrashLoopBackOff de forma aislada, sin afectar a frontend/backend/db. El paso del pipeline que los aplica usa continue-on-error: true, por lo que nunca bloquea el resto del despliegue.</w:t>
+      </w:r>
+    </w:p>
+    <w:p>
+      <w:pPr>
+        <w:pStyle w:val="ListParagraph"/>
+        <w:numPr>
+          <w:ilvl w:val="0"/>
+          <w:numId w:val="2"/>
+        </w:numPr>
+        <w:spacing w:after="80"/>
+      </w:pPr>
+      <w:r>
+        <w:t xml:space="preserve">Autoescalado observable: k8s/hpa.yaml define HPA para frontend y backend (1 a 3 replicas, objetivo 50% de utilizacion de CPU), verificable con kubectl get hpa -n tienda durante una prueba de carga.</w:t>
       </w:r>
     </w:p>
     <w:p>
@@ -2224,6 +2697,45 @@
         <w:spacing w:after="80"/>
       </w:pPr>
       <w:r>
+        <w:t xml:space="preserve">Reglas restrictivas de Security Groups (seccion 6.1): cada capa (plano de control, nodos, Load Balancer) tiene su propio SG con ingress/egress acotados explicitamente en Terraform, en vez de depender unicamente de los SG por defecto.</w:t>
+      </w:r>
+    </w:p>
+    <w:p>
+      <w:pPr>
+        <w:pStyle w:val="ListParagraph"/>
+        <w:numPr>
+          <w:ilvl w:val="0"/>
+          <w:numId w:val="2"/>
+        </w:numPr>
+        <w:spacing w:after="80"/>
+      </w:pPr>
+      <w:r>
+        <w:t xml:space="preserve">IMDSv2 obligatorio en las instancias del node group, mitigando robo de credenciales via SSRF.</w:t>
+      </w:r>
+    </w:p>
+    <w:p>
+      <w:pPr>
+        <w:pStyle w:val="ListParagraph"/>
+        <w:numPr>
+          <w:ilvl w:val="0"/>
+          <w:numId w:val="2"/>
+        </w:numPr>
+        <w:spacing w:after="80"/>
+      </w:pPr>
+      <w:r>
+        <w:t xml:space="preserve">Volumen EBS de los nodos cifrado (gp3, encrypted = true).</w:t>
+      </w:r>
+    </w:p>
+    <w:p>
+      <w:pPr>
+        <w:pStyle w:val="ListParagraph"/>
+        <w:numPr>
+          <w:ilvl w:val="0"/>
+          <w:numId w:val="2"/>
+        </w:numPr>
+        <w:spacing w:after="80"/>
+      </w:pPr>
+      <w:r>
         <w:t xml:space="preserve">Secrets de Kubernetes en vez de variables de entorno planas en los manifiestos de Deployment para las credenciales de base de datos.</w:t>
       </w:r>
     </w:p>
@@ -2251,6 +2763,74 @@
       </w:pPr>
       <w:r>
         <w:t xml:space="preserve">El proxy del frontend no expone directamente el backend ni la base de datos a internet; toda peticion externa pasa unicamente por nginx en el puerto 80.</w:t>
+      </w:r>
+    </w:p>
+    <w:p>
+      <w:pPr>
+        <w:pStyle w:val="Heading2"/>
+      </w:pPr>
+      <w:r>
+        <w:t xml:space="preserve">9.1 Resiliencia del pipeline ante fallas</w:t>
+      </w:r>
+    </w:p>
+    <w:p>
+      <w:pPr>
+        <w:spacing w:after="160"/>
+      </w:pPr>
+      <w:r>
+        <w:t xml:space="preserve">Los componentes agregados en esta revision se disenaron explicitamente para que una falla en ellos nunca bloquee el resto del despliegue:</w:t>
+      </w:r>
+    </w:p>
+    <w:p>
+      <w:pPr>
+        <w:pStyle w:val="ListParagraph"/>
+        <w:numPr>
+          <w:ilvl w:val="0"/>
+          <w:numId w:val="2"/>
+        </w:numPr>
+        <w:spacing w:after="80"/>
+      </w:pPr>
+      <w:r>
+        <w:t xml:space="preserve">Observabilidad opcional (seccion 8.2): la variable enable_node_cloudwatch_metrics esta en false por defecto, por lo que Terraform nunca intenta una operacion de IAM que el Learner Lab podria denegar. El paso de CI/CD que aplica el DaemonSet de CloudWatch usa continue-on-error: true, asi que si los pods quedan en CrashLoopBackOff por falta de permisos, el pipeline sigue y el resto de la app no se ve afectado.</w:t>
+      </w:r>
+    </w:p>
+    <w:p>
+      <w:pPr>
+        <w:pStyle w:val="ListParagraph"/>
+        <w:numPr>
+          <w:ilvl w:val="0"/>
+          <w:numId w:val="2"/>
+        </w:numPr>
+        <w:spacing w:after="80"/>
+      </w:pPr>
+      <w:r>
+        <w:t xml:space="preserve">Launch Template con create_before_destroy = true: si se cambia el tipo de instancia o el Security Group de los nodos, Terraform crea la nueva version del Launch Template antes de destruir la anterior, evitando una ventana sin nodos disponibles durante una actualizacion.</w:t>
+      </w:r>
+    </w:p>
+    <w:p>
+      <w:pPr>
+        <w:pStyle w:val="ListParagraph"/>
+        <w:numPr>
+          <w:ilvl w:val="0"/>
+          <w:numId w:val="2"/>
+        </w:numPr>
+        <w:spacing w:after="80"/>
+      </w:pPr>
+      <w:r>
+        <w:t xml:space="preserve">Security Groups aislados por capa: si la regla del NodePort del frontend fallara al aplicarse (por ejemplo, por el limite ya documentado en modo fargate), no afecta a los Security Groups del plano de control ni al backend/db, que son recursos independientes en el grafo de Terraform.</w:t>
+      </w:r>
+    </w:p>
+    <w:p>
+      <w:pPr>
+        <w:pStyle w:val="ListParagraph"/>
+        <w:numPr>
+          <w:ilvl w:val="0"/>
+          <w:numId w:val="2"/>
+        </w:numPr>
+        <w:spacing w:after="80"/>
+      </w:pPr>
+      <w:r>
+        <w:t xml:space="preserve">Idempotencia: todos los recursos nuevos (Security Groups, reglas, Launch Template, policy attachment opcional) son recursos declarativos estandar de Terraform; una corrida interrumpida (por ejemplo, por expiracion de las credenciales temporales del Learner Lab a mitad de un apply) se puede reintentar sin limpieza manual, ya que terraform apply es idempotente y solo actua sobre la diferencia contra el estado remoto.</w:t>
       </w:r>
     </w:p>
     <w:p>
